--- a/scripts/tmp/p3-test.docx
+++ b/scripts/tmp/p3-test.docx
@@ -76,7 +76,7 @@
       <w:r>
         <w:t xml:space="preserve">、</w:t>
       </w:r>
-      <w:hyperlink w:history="1" r:id="rIdvrv0xmhn9japhsfhv72bu">
+      <w:hyperlink w:history="1" r:id="rIdyijuqyhoggv8day1561oh">
         <w:r>
           <w:t xml:space="preserve">示例链接</w:t>
         </w:r>

--- a/scripts/tmp/p3-test.docx
+++ b/scripts/tmp/p3-test.docx
@@ -76,7 +76,7 @@
       <w:r>
         <w:t xml:space="preserve">、</w:t>
       </w:r>
-      <w:hyperlink w:history="1" r:id="rIdyijuqyhoggv8day1561oh">
+      <w:hyperlink w:history="1" r:id="rIdnr_js5zkpcwxl91qyxqx1">
         <w:r>
           <w:t xml:space="preserve">示例链接</w:t>
         </w:r>
